--- a/Шаблоны/Грамота ВсОШ ШЭ (таблица).docx
+++ b/Шаблоны/Грамота ВсОШ ШЭ (таблица).docx
@@ -41,7 +41,7 @@
               <w:rPr>
                 <w:sz w:val="32"/>
               </w:rPr>
-              <w:t>%ОО%</w:t>
+              <w:t>ОО</w:t>
             </w:r>
           </w:p>
         </w:tc>
@@ -85,8 +85,6 @@
               </w:rPr>
               <w:t>ГРАМОТА</w:t>
             </w:r>
-            <w:bookmarkStart w:id="0" w:name="_GoBack"/>
-            <w:bookmarkEnd w:id="0"/>
           </w:p>
         </w:tc>
         <w:tc>
@@ -158,7 +156,7 @@
               <w:rPr>
                 <w:sz w:val="40"/>
               </w:rPr>
-              <w:t>%у/ам%</w:t>
+              <w:t>%окон%</w:t>
             </w:r>
             <w:r>
               <w:rPr>
@@ -442,14 +440,7 @@
                 <w:sz w:val="36"/>
                 <w:szCs w:val="40"/>
               </w:rPr>
-              <w:t xml:space="preserve">МАОУ СОШ № 65 </w:t>
-            </w:r>
-            <w:r>
-              <w:rPr>
-                <w:sz w:val="36"/>
-                <w:szCs w:val="40"/>
-              </w:rPr>
-              <w:t>с УИОП</w:t>
+              <w:t>%ОО%</w:t>
             </w:r>
           </w:p>
           <w:p>
@@ -576,6 +567,17 @@
           <w:szCs w:val="2"/>
         </w:rPr>
       </w:pPr>
+    </w:p>
+    <w:p>
+      <w:pPr>
+        <w:jc w:val="center"/>
+        <w:rPr>
+          <w:sz w:val="2"/>
+          <w:szCs w:val="2"/>
+        </w:rPr>
+      </w:pPr>
+      <w:bookmarkStart w:id="0" w:name="_GoBack"/>
+      <w:bookmarkEnd w:id="0"/>
     </w:p>
     <w:sectPr>
       <w:pgSz w:w="11906" w:h="16838" w:code="9"/>
